--- a/paper/highlights.docx
+++ b/paper/highlights.docx
@@ -35,7 +35,7 @@
           <w:rFonts w:ascii="Times New Roman" w:hAnsi="Times New Roman"/>
           <w:sz w:val="24"/>
         </w:rPr>
-        <w:t>CQR-robust MILP matches stochastic programming with 40% fewer binary variables.</w:t>
+        <w:t>CQR-robust MILP matches stochastic programming with 29% fewer binary variables.</w:t>
       </w:r>
     </w:p>
     <w:p>
